--- a/results/CNN_Final_Report.docx
+++ b/results/CNN_Final_Report.docx
@@ -23,7 +23,7 @@
         <w:jc w:val="center"/>
       </w:pPr>
       <w:r>
-        <w:t>Generated (UTC): 2026-10-13 14:23:59 UTC</w:t>
+        <w:t>Generated (UTC): 2026-10-13 14:32:02 UTC</w:t>
       </w:r>
     </w:p>
     <w:p/>

--- a/results/CNN_Final_Report.docx
+++ b/results/CNN_Final_Report.docx
@@ -23,7 +23,7 @@
         <w:jc w:val="center"/>
       </w:pPr>
       <w:r>
-        <w:t>Generated (UTC): 2026-10-13 14:32:02 UTC</w:t>
+        <w:t>Generated (UTC): 2026-10-13 15:04:16 UTC</w:t>
       </w:r>
     </w:p>
     <w:p/>
@@ -13467,7 +13467,31 @@
         <w:pStyle w:val="ListBullet"/>
       </w:pPr>
       <w:r>
+        <w:t>results/CNN_Final_Report.docx</w:t>
+      </w:r>
+    </w:p>
+    <w:p>
+      <w:pPr>
+        <w:pStyle w:val="ListBullet"/>
+      </w:pPr>
+      <w:r>
+        <w:t>results/CNN_Final_Report.pdf</w:t>
+      </w:r>
+    </w:p>
+    <w:p>
+      <w:pPr>
+        <w:pStyle w:val="ListBullet"/>
+      </w:pPr>
+      <w:r>
         <w:t>results/CNN_Final_Report.txt</w:t>
+      </w:r>
+    </w:p>
+    <w:p>
+      <w:pPr>
+        <w:pStyle w:val="ListBullet"/>
+      </w:pPr>
+      <w:r>
+        <w:t>results/CNN_Results_Package.zip</w:t>
       </w:r>
     </w:p>
     <w:p>
